--- a/Lab16/lab16_output/lab_16_final.docx
+++ b/Lab16/lab16_output/lab_16_final.docx
@@ -10146,7 +10146,7 @@
         <w:t xml:space="preserve">p &lt; .001</w:t>
       </w:r>
       <w:r>
-        <w:t xml:space="preserve">, indicating curvature in the association. The graph shows a concave-down pattern where predicted reading scores increase with income at lower-to-middle income levels and then flatten substantially at higher income levels.</w:t>
+        <w:t xml:space="preserve">, indicating curvature in the association. The graph shows an inverted-U pattern where predicted reading scores increase with income at lower levels and then decrease at higher income levels.</w:t>
       </w:r>
     </w:p>
     <w:bookmarkEnd w:id="50"/>
